--- a/kouminkan_shiyo_template.docx
+++ b/kouminkan_shiyo_template.docx
@@ -1708,7 +1708,7 @@
               <w:rPr>
                 <w:rFonts w:asciiTheme="minorEastAsia" w:hAnsiTheme="minorEastAsia" w:hint="eastAsia"/>
               </w:rPr>
-              <w:t xml:space="preserve"> 　・</w:t>
+              <w:t xml:space="preserve">{{ date_1 }</w:t>
             </w:r>
           </w:p>
         </w:tc>
@@ -1996,7 +1996,7 @@
               <w:rPr>
                 <w:rFonts w:asciiTheme="minorEastAsia" w:hAnsiTheme="minorEastAsia" w:hint="eastAsia"/>
               </w:rPr>
-              <w:t xml:space="preserve">   ・</w:t>
+              <w:t xml:space="preserve">{{ date_2 }</w:t>
             </w:r>
           </w:p>
         </w:tc>
@@ -2284,7 +2284,7 @@
               <w:rPr>
                 <w:rFonts w:asciiTheme="minorEastAsia" w:hAnsiTheme="minorEastAsia" w:hint="eastAsia"/>
               </w:rPr>
-              <w:t>　 ・</w:t>
+              <w:t xml:space="preserve">{{ date_3 }</w:t>
             </w:r>
           </w:p>
         </w:tc>
@@ -2572,7 +2572,7 @@
               <w:rPr>
                 <w:rFonts w:asciiTheme="minorEastAsia" w:hAnsiTheme="minorEastAsia" w:hint="eastAsia"/>
               </w:rPr>
-              <w:t>　 ・</w:t>
+              <w:t xml:space="preserve">{{ date_4 }</w:t>
             </w:r>
           </w:p>
         </w:tc>
@@ -2860,7 +2860,7 @@
               <w:rPr>
                 <w:rFonts w:asciiTheme="minorEastAsia" w:hAnsiTheme="minorEastAsia" w:hint="eastAsia"/>
               </w:rPr>
-              <w:t xml:space="preserve"> 　・</w:t>
+              <w:t xml:space="preserve">{{ date_5 }</w:t>
             </w:r>
           </w:p>
         </w:tc>

--- a/kouminkan_shiyo_template.docx
+++ b/kouminkan_shiyo_template.docx
@@ -1015,7 +1015,7 @@
                 <w:rFonts w:asciiTheme="minorEastAsia" w:hAnsiTheme="minorEastAsia" w:hint="eastAsia"/>
                 <w:sz w:val="24"/>
               </w:rPr>
-              <w:t>□</w:t>
+              <w:t>{{ houki_check }}</w:t>
             </w:r>
           </w:p>
         </w:tc>
@@ -1695,10 +1695,6 @@
           <w:p>
             <w:pPr>
               <w:pStyle w:val="a4"/>
-              <w:numPr>
-                <w:ilvl w:val="0"/>
-                <w:numId w:val="4"/>
-              </w:numPr>
               <w:ind w:leftChars="0"/>
               <w:rPr>
                 <w:rFonts w:asciiTheme="minorEastAsia" w:hAnsiTheme="minorEastAsia"/>
@@ -1708,7 +1704,7 @@
               <w:rPr>
                 <w:rFonts w:asciiTheme="minorEastAsia" w:hAnsiTheme="minorEastAsia" w:hint="eastAsia"/>
               </w:rPr>
-              <w:t xml:space="preserve">{{ date_1 }</w:t>
+              <w:t>{{ date_1 }}</w:t>
             </w:r>
           </w:p>
         </w:tc>
@@ -1730,6 +1726,9 @@
                 <w:rFonts w:asciiTheme="minorEastAsia" w:hAnsiTheme="minorEastAsia"/>
               </w:rPr>
             </w:pPr>
+            <w:r>
+              <w:t>{{ youbi_1 }}</w:t>
+            </w:r>
           </w:p>
         </w:tc>
         <w:tc>
@@ -1750,6 +1749,9 @@
                 <w:rFonts w:asciiTheme="minorEastAsia" w:hAnsiTheme="minorEastAsia"/>
               </w:rPr>
             </w:pPr>
+            <w:r>
+              <w:t>{{ room_1 }}</w:t>
+            </w:r>
           </w:p>
         </w:tc>
         <w:tc>
@@ -1775,7 +1777,7 @@
                 <w:rFonts w:asciiTheme="minorEastAsia" w:hAnsiTheme="minorEastAsia" w:hint="eastAsia"/>
                 <w:sz w:val="24"/>
               </w:rPr>
-              <w:t>□</w:t>
+              <w:t>{{ ck_1_gozen }}</w:t>
             </w:r>
             <w:r>
               <w:rPr>
@@ -1808,7 +1810,7 @@
                 <w:rFonts w:asciiTheme="minorEastAsia" w:hAnsiTheme="minorEastAsia" w:hint="eastAsia"/>
                 <w:sz w:val="24"/>
               </w:rPr>
-              <w:t>□</w:t>
+              <w:t>{{ ck_1_encho1 }}</w:t>
             </w:r>
             <w:r>
               <w:rPr>
@@ -1842,7 +1844,7 @@
                 <w:rFonts w:asciiTheme="minorEastAsia" w:hAnsiTheme="minorEastAsia" w:hint="eastAsia"/>
                 <w:sz w:val="24"/>
               </w:rPr>
-              <w:t>□</w:t>
+              <w:t>{{ ck_1_gogo }}</w:t>
             </w:r>
             <w:r>
               <w:rPr>
@@ -1875,7 +1877,7 @@
                 <w:rFonts w:asciiTheme="minorEastAsia" w:hAnsiTheme="minorEastAsia" w:hint="eastAsia"/>
                 <w:sz w:val="24"/>
               </w:rPr>
-              <w:t>□</w:t>
+              <w:t>{{ ck_1_encho2 }}</w:t>
             </w:r>
             <w:r>
               <w:rPr>
@@ -1909,7 +1911,7 @@
                 <w:rFonts w:asciiTheme="minorEastAsia" w:hAnsiTheme="minorEastAsia" w:hint="eastAsia"/>
                 <w:sz w:val="24"/>
               </w:rPr>
-              <w:t>□</w:t>
+              <w:t>{{ ck_1_yakan }}</w:t>
             </w:r>
             <w:r>
               <w:rPr>
@@ -1935,6 +1937,9 @@
                 <w:rFonts w:asciiTheme="minorEastAsia" w:hAnsiTheme="minorEastAsia"/>
               </w:rPr>
             </w:pPr>
+            <w:r>
+              <w:t>{{ biko_1 }}</w:t>
+            </w:r>
           </w:p>
         </w:tc>
       </w:tr>
@@ -1983,10 +1988,6 @@
           <w:p>
             <w:pPr>
               <w:pStyle w:val="a4"/>
-              <w:numPr>
-                <w:ilvl w:val="0"/>
-                <w:numId w:val="4"/>
-              </w:numPr>
               <w:ind w:leftChars="0"/>
               <w:rPr>
                 <w:rFonts w:asciiTheme="minorEastAsia" w:hAnsiTheme="minorEastAsia"/>
@@ -1996,7 +1997,7 @@
               <w:rPr>
                 <w:rFonts w:asciiTheme="minorEastAsia" w:hAnsiTheme="minorEastAsia" w:hint="eastAsia"/>
               </w:rPr>
-              <w:t xml:space="preserve">{{ date_2 }</w:t>
+              <w:t>{{ date_2 }}</w:t>
             </w:r>
           </w:p>
         </w:tc>
@@ -2018,6 +2019,9 @@
                 <w:rFonts w:asciiTheme="minorEastAsia" w:hAnsiTheme="minorEastAsia"/>
               </w:rPr>
             </w:pPr>
+            <w:r>
+              <w:t>{{ youbi_2 }}</w:t>
+            </w:r>
           </w:p>
         </w:tc>
         <w:tc>
@@ -2038,6 +2042,9 @@
                 <w:rFonts w:asciiTheme="minorEastAsia" w:hAnsiTheme="minorEastAsia"/>
               </w:rPr>
             </w:pPr>
+            <w:r>
+              <w:t>{{ room_2 }}</w:t>
+            </w:r>
           </w:p>
         </w:tc>
         <w:tc>
@@ -2063,7 +2070,7 @@
                 <w:rFonts w:asciiTheme="minorEastAsia" w:hAnsiTheme="minorEastAsia" w:hint="eastAsia"/>
                 <w:sz w:val="24"/>
               </w:rPr>
-              <w:t>□</w:t>
+              <w:t>{{ ck_2_gozen }}</w:t>
             </w:r>
             <w:r>
               <w:rPr>
@@ -2096,7 +2103,7 @@
                 <w:rFonts w:asciiTheme="minorEastAsia" w:hAnsiTheme="minorEastAsia" w:hint="eastAsia"/>
                 <w:sz w:val="24"/>
               </w:rPr>
-              <w:t>□</w:t>
+              <w:t>{{ ck_2_encho1 }}</w:t>
             </w:r>
             <w:r>
               <w:rPr>
@@ -2130,7 +2137,7 @@
                 <w:rFonts w:asciiTheme="minorEastAsia" w:hAnsiTheme="minorEastAsia" w:hint="eastAsia"/>
                 <w:sz w:val="24"/>
               </w:rPr>
-              <w:t>□</w:t>
+              <w:t>{{ ck_2_gogo }}</w:t>
             </w:r>
             <w:r>
               <w:rPr>
@@ -2163,7 +2170,7 @@
                 <w:rFonts w:asciiTheme="minorEastAsia" w:hAnsiTheme="minorEastAsia" w:hint="eastAsia"/>
                 <w:sz w:val="24"/>
               </w:rPr>
-              <w:t>□</w:t>
+              <w:t>{{ ck_2_encho2 }}</w:t>
             </w:r>
             <w:r>
               <w:rPr>
@@ -2197,7 +2204,7 @@
                 <w:rFonts w:asciiTheme="minorEastAsia" w:hAnsiTheme="minorEastAsia" w:hint="eastAsia"/>
                 <w:sz w:val="24"/>
               </w:rPr>
-              <w:t>□</w:t>
+              <w:t>{{ ck_2_yakan }}</w:t>
             </w:r>
             <w:r>
               <w:rPr>
@@ -2223,6 +2230,9 @@
                 <w:rFonts w:asciiTheme="minorEastAsia" w:hAnsiTheme="minorEastAsia"/>
               </w:rPr>
             </w:pPr>
+            <w:r>
+              <w:t>{{ biko_2 }}</w:t>
+            </w:r>
           </w:p>
         </w:tc>
       </w:tr>
@@ -2271,10 +2281,6 @@
           <w:p>
             <w:pPr>
               <w:pStyle w:val="a4"/>
-              <w:numPr>
-                <w:ilvl w:val="0"/>
-                <w:numId w:val="4"/>
-              </w:numPr>
               <w:ind w:leftChars="0"/>
               <w:rPr>
                 <w:rFonts w:asciiTheme="minorEastAsia" w:hAnsiTheme="minorEastAsia"/>
@@ -2284,7 +2290,7 @@
               <w:rPr>
                 <w:rFonts w:asciiTheme="minorEastAsia" w:hAnsiTheme="minorEastAsia" w:hint="eastAsia"/>
               </w:rPr>
-              <w:t xml:space="preserve">{{ date_3 }</w:t>
+              <w:t>{{ date_3 }}</w:t>
             </w:r>
           </w:p>
         </w:tc>
@@ -2306,6 +2312,9 @@
                 <w:rFonts w:asciiTheme="minorEastAsia" w:hAnsiTheme="minorEastAsia"/>
               </w:rPr>
             </w:pPr>
+            <w:r>
+              <w:t>{{ youbi_3 }}</w:t>
+            </w:r>
           </w:p>
         </w:tc>
         <w:tc>
@@ -2326,6 +2335,9 @@
                 <w:rFonts w:asciiTheme="minorEastAsia" w:hAnsiTheme="minorEastAsia"/>
               </w:rPr>
             </w:pPr>
+            <w:r>
+              <w:t>{{ room_3 }}</w:t>
+            </w:r>
           </w:p>
         </w:tc>
         <w:tc>
@@ -2351,7 +2363,7 @@
                 <w:rFonts w:asciiTheme="minorEastAsia" w:hAnsiTheme="minorEastAsia" w:hint="eastAsia"/>
                 <w:sz w:val="24"/>
               </w:rPr>
-              <w:t>□</w:t>
+              <w:t>{{ ck_3_gozen }}</w:t>
             </w:r>
             <w:r>
               <w:rPr>
@@ -2384,7 +2396,7 @@
                 <w:rFonts w:asciiTheme="minorEastAsia" w:hAnsiTheme="minorEastAsia" w:hint="eastAsia"/>
                 <w:sz w:val="24"/>
               </w:rPr>
-              <w:t>□</w:t>
+              <w:t>{{ ck_3_encho1 }}</w:t>
             </w:r>
             <w:r>
               <w:rPr>
@@ -2418,7 +2430,7 @@
                 <w:rFonts w:asciiTheme="minorEastAsia" w:hAnsiTheme="minorEastAsia" w:hint="eastAsia"/>
                 <w:sz w:val="24"/>
               </w:rPr>
-              <w:t>□</w:t>
+              <w:t>{{ ck_3_gogo }}</w:t>
             </w:r>
             <w:r>
               <w:rPr>
@@ -2451,7 +2463,7 @@
                 <w:rFonts w:asciiTheme="minorEastAsia" w:hAnsiTheme="minorEastAsia" w:hint="eastAsia"/>
                 <w:sz w:val="24"/>
               </w:rPr>
-              <w:t>□</w:t>
+              <w:t>{{ ck_3_encho2 }}</w:t>
             </w:r>
             <w:r>
               <w:rPr>
@@ -2485,7 +2497,7 @@
                 <w:rFonts w:asciiTheme="minorEastAsia" w:hAnsiTheme="minorEastAsia" w:hint="eastAsia"/>
                 <w:sz w:val="24"/>
               </w:rPr>
-              <w:t>□</w:t>
+              <w:t>{{ ck_3_yakan }}</w:t>
             </w:r>
             <w:r>
               <w:rPr>
@@ -2511,6 +2523,9 @@
                 <w:rFonts w:asciiTheme="minorEastAsia" w:hAnsiTheme="minorEastAsia"/>
               </w:rPr>
             </w:pPr>
+            <w:r>
+              <w:t>{{ biko_3 }}</w:t>
+            </w:r>
           </w:p>
         </w:tc>
       </w:tr>
@@ -2559,10 +2574,6 @@
           <w:p>
             <w:pPr>
               <w:pStyle w:val="a4"/>
-              <w:numPr>
-                <w:ilvl w:val="0"/>
-                <w:numId w:val="4"/>
-              </w:numPr>
               <w:ind w:leftChars="0"/>
               <w:rPr>
                 <w:rFonts w:asciiTheme="minorEastAsia" w:hAnsiTheme="minorEastAsia"/>
@@ -2572,7 +2583,7 @@
               <w:rPr>
                 <w:rFonts w:asciiTheme="minorEastAsia" w:hAnsiTheme="minorEastAsia" w:hint="eastAsia"/>
               </w:rPr>
-              <w:t xml:space="preserve">{{ date_4 }</w:t>
+              <w:t>{{ date_4 }}</w:t>
             </w:r>
           </w:p>
         </w:tc>
@@ -2594,6 +2605,9 @@
                 <w:rFonts w:asciiTheme="minorEastAsia" w:hAnsiTheme="minorEastAsia"/>
               </w:rPr>
             </w:pPr>
+            <w:r>
+              <w:t>{{ youbi_4 }}</w:t>
+            </w:r>
           </w:p>
         </w:tc>
         <w:tc>
@@ -2614,6 +2628,9 @@
                 <w:rFonts w:asciiTheme="minorEastAsia" w:hAnsiTheme="minorEastAsia"/>
               </w:rPr>
             </w:pPr>
+            <w:r>
+              <w:t>{{ room_4 }}</w:t>
+            </w:r>
           </w:p>
         </w:tc>
         <w:tc>
@@ -2639,7 +2656,7 @@
                 <w:rFonts w:asciiTheme="minorEastAsia" w:hAnsiTheme="minorEastAsia" w:hint="eastAsia"/>
                 <w:sz w:val="24"/>
               </w:rPr>
-              <w:t>□</w:t>
+              <w:t>{{ ck_4_gozen }}</w:t>
             </w:r>
             <w:r>
               <w:rPr>
@@ -2672,7 +2689,7 @@
                 <w:rFonts w:asciiTheme="minorEastAsia" w:hAnsiTheme="minorEastAsia" w:hint="eastAsia"/>
                 <w:sz w:val="24"/>
               </w:rPr>
-              <w:t>□</w:t>
+              <w:t>{{ ck_4_encho1 }}</w:t>
             </w:r>
             <w:r>
               <w:rPr>
@@ -2706,7 +2723,7 @@
                 <w:rFonts w:asciiTheme="minorEastAsia" w:hAnsiTheme="minorEastAsia" w:hint="eastAsia"/>
                 <w:sz w:val="24"/>
               </w:rPr>
-              <w:t>□</w:t>
+              <w:t>{{ ck_4_gogo }}</w:t>
             </w:r>
             <w:r>
               <w:rPr>
@@ -2739,7 +2756,7 @@
                 <w:rFonts w:asciiTheme="minorEastAsia" w:hAnsiTheme="minorEastAsia" w:hint="eastAsia"/>
                 <w:sz w:val="24"/>
               </w:rPr>
-              <w:t>□</w:t>
+              <w:t>{{ ck_4_encho2 }}</w:t>
             </w:r>
             <w:r>
               <w:rPr>
@@ -2773,7 +2790,7 @@
                 <w:rFonts w:asciiTheme="minorEastAsia" w:hAnsiTheme="minorEastAsia" w:hint="eastAsia"/>
                 <w:sz w:val="24"/>
               </w:rPr>
-              <w:t>□</w:t>
+              <w:t>{{ ck_4_yakan }}</w:t>
             </w:r>
             <w:r>
               <w:rPr>
@@ -2799,6 +2816,9 @@
                 <w:rFonts w:asciiTheme="minorEastAsia" w:hAnsiTheme="minorEastAsia"/>
               </w:rPr>
             </w:pPr>
+            <w:r>
+              <w:t>{{ biko_4 }}</w:t>
+            </w:r>
           </w:p>
         </w:tc>
       </w:tr>
@@ -2847,10 +2867,6 @@
           <w:p>
             <w:pPr>
               <w:pStyle w:val="a4"/>
-              <w:numPr>
-                <w:ilvl w:val="0"/>
-                <w:numId w:val="4"/>
-              </w:numPr>
               <w:ind w:leftChars="0"/>
               <w:rPr>
                 <w:rFonts w:asciiTheme="minorEastAsia" w:hAnsiTheme="minorEastAsia"/>
@@ -2860,7 +2876,7 @@
               <w:rPr>
                 <w:rFonts w:asciiTheme="minorEastAsia" w:hAnsiTheme="minorEastAsia" w:hint="eastAsia"/>
               </w:rPr>
-              <w:t xml:space="preserve">{{ date_5 }</w:t>
+              <w:t>{{ date_5 }}</w:t>
             </w:r>
           </w:p>
         </w:tc>
@@ -2882,6 +2898,9 @@
                 <w:rFonts w:asciiTheme="minorEastAsia" w:hAnsiTheme="minorEastAsia"/>
               </w:rPr>
             </w:pPr>
+            <w:r>
+              <w:t>{{ youbi_5 }}</w:t>
+            </w:r>
           </w:p>
         </w:tc>
         <w:tc>
@@ -2902,6 +2921,9 @@
                 <w:rFonts w:asciiTheme="minorEastAsia" w:hAnsiTheme="minorEastAsia"/>
               </w:rPr>
             </w:pPr>
+            <w:r>
+              <w:t>{{ room_5 }}</w:t>
+            </w:r>
           </w:p>
         </w:tc>
         <w:tc>
@@ -2927,7 +2949,7 @@
                 <w:rFonts w:asciiTheme="minorEastAsia" w:hAnsiTheme="minorEastAsia" w:hint="eastAsia"/>
                 <w:sz w:val="24"/>
               </w:rPr>
-              <w:t>□</w:t>
+              <w:t>{{ ck_5_gozen }}</w:t>
             </w:r>
             <w:r>
               <w:rPr>
@@ -2960,7 +2982,7 @@
                 <w:rFonts w:asciiTheme="minorEastAsia" w:hAnsiTheme="minorEastAsia" w:hint="eastAsia"/>
                 <w:sz w:val="24"/>
               </w:rPr>
-              <w:t>□</w:t>
+              <w:t>{{ ck_5_encho1 }}</w:t>
             </w:r>
             <w:r>
               <w:rPr>
@@ -2994,7 +3016,7 @@
                 <w:rFonts w:asciiTheme="minorEastAsia" w:hAnsiTheme="minorEastAsia" w:hint="eastAsia"/>
                 <w:sz w:val="24"/>
               </w:rPr>
-              <w:t>□</w:t>
+              <w:t>{{ ck_5_gogo }}</w:t>
             </w:r>
             <w:r>
               <w:rPr>
@@ -3027,7 +3049,7 @@
                 <w:rFonts w:asciiTheme="minorEastAsia" w:hAnsiTheme="minorEastAsia" w:hint="eastAsia"/>
                 <w:sz w:val="24"/>
               </w:rPr>
-              <w:t>□</w:t>
+              <w:t>{{ ck_5_encho2 }}</w:t>
             </w:r>
             <w:r>
               <w:rPr>
@@ -3061,7 +3083,7 @@
                 <w:rFonts w:asciiTheme="minorEastAsia" w:hAnsiTheme="minorEastAsia" w:hint="eastAsia"/>
                 <w:sz w:val="24"/>
               </w:rPr>
-              <w:t>□</w:t>
+              <w:t>{{ ck_5_yakan }}</w:t>
             </w:r>
             <w:r>
               <w:rPr>
@@ -3087,6 +3109,9 @@
                 <w:rFonts w:asciiTheme="minorEastAsia" w:hAnsiTheme="minorEastAsia"/>
               </w:rPr>
             </w:pPr>
+            <w:r>
+              <w:t>{{ biko_5 }}</w:t>
+            </w:r>
           </w:p>
         </w:tc>
       </w:tr>
